--- a/docs/presentation.docx
+++ b/docs/presentation.docx
@@ -1603,7 +1603,13 @@
         <w:pStyle w:val="FirstParagraph"/>
       </w:pPr>
       <w:r>
-        <w:t xml:space="preserve">Press</w:t>
+        <w:t xml:space="preserve">Nobody raised these flags by hand. The scan ran when the stack started, and it</w:t>
+      </w:r>
+      <w:r>
+        <w:t xml:space="preserve"> </w:t>
+      </w:r>
+      <w:r>
+        <w:t xml:space="preserve">is the same method the 02:00 schedule calls. Press</w:t>
       </w:r>
       <w:r>
         <w:t xml:space="preserve"> </w:t>
@@ -1616,19 +1622,22 @@
         <w:t xml:space="preserve">Run scan now</w:t>
       </w:r>
       <w:r>
-        <w:t xml:space="preserve">, then press it again. The second run flags nobody. That</w:t>
-      </w:r>
-      <w:r>
-        <w:t xml:space="preserve"> </w:t>
-      </w:r>
-      <w:r>
-        <w:t xml:space="preserve">is not the loop being careful — it is a partial unique index in Postgres</w:t>
-      </w:r>
-      <w:r>
-        <w:t xml:space="preserve"> </w:t>
-      </w:r>
-      <w:r>
-        <w:t xml:space="preserve">enforcing at most one open flag per customer. See</w:t>
+        <w:t xml:space="preserve"> </w:t>
+      </w:r>
+      <w:r>
+        <w:t xml:space="preserve">and it flags</w:t>
+      </w:r>
+      <w:r>
+        <w:t xml:space="preserve"> </w:t>
+      </w:r>
+      <w:r>
+        <w:t xml:space="preserve">nobody — that is not the loop being careful, it is a partial unique index in</w:t>
+      </w:r>
+      <w:r>
+        <w:t xml:space="preserve"> </w:t>
+      </w:r>
+      <w:r>
+        <w:t xml:space="preserve">Postgres enforcing at most one open flag per customer. See</w:t>
       </w:r>
       <w:r>
         <w:t xml:space="preserve"> </w:t>
@@ -2042,6 +2051,24 @@
         <w:pStyle w:val="FirstParagraph"/>
       </w:pPr>
       <w:r>
+        <w:rPr>
+          <w:b/>
+          <w:bCs/>
+        </w:rPr>
+        <w:t xml:space="preserve">Say:</w:t>
+      </w:r>
+      <w:r>
+        <w:t xml:space="preserve"> </w:t>
+      </w:r>
+      <w:r>
+        <w:t xml:space="preserve">“Nobody sent these. They were waiting before I signed in.”</w:t>
+      </w:r>
+    </w:p>
+    <w:p>
+      <w:pPr>
+        <w:pStyle w:val="BodyText"/>
+      </w:pPr>
+      <w:r>
         <w:t xml:space="preserve">Open</w:t>
       </w:r>
       <w:r>
@@ -2065,7 +2092,19 @@
         <w:t xml:space="preserve"> </w:t>
       </w:r>
       <w:r>
-        <w:t xml:space="preserve">sends:</w:t>
+        <w:t xml:space="preserve">sends. The mail is already there: the startup scan flagged the quiet customers</w:t>
+      </w:r>
+      <w:r>
+        <w:t xml:space="preserve"> </w:t>
+      </w:r>
+      <w:r>
+        <w:t xml:space="preserve">and handed their offers straight to SMTP, which is the whole claim this system</w:t>
+      </w:r>
+      <w:r>
+        <w:t xml:space="preserve"> </w:t>
+      </w:r>
+      <w:r>
+        <w:t xml:space="preserve">makes about retention — that it runs without anyone remembering to run it.</w:t>
       </w:r>
     </w:p>
     <w:p>
@@ -2190,6 +2229,55 @@
       </w:r>
       <w:r>
         <w:t xml:space="preserve">business, and carries the same redemption code shown on the flag detail page.</w:t>
+      </w:r>
+      <w:r>
+        <w:t xml:space="preserve"> </w:t>
+      </w:r>
+      <w:r>
+        <w:t xml:space="preserve">Nine of them arrive. One customer is missing from the inbox with a</w:t>
+      </w:r>
+      <w:r>
+        <w:t xml:space="preserve"> </w:t>
+      </w:r>
+      <w:r>
+        <w:rPr>
+          <w:i/>
+          <w:iCs/>
+        </w:rPr>
+        <w:t xml:space="preserve">retriable</w:t>
+      </w:r>
+      <w:r>
+        <w:t xml:space="preserve"> </w:t>
+      </w:r>
+      <w:r>
+        <w:t xml:space="preserve">failure — the till recorded a phone number and no email, and there is no SMS</w:t>
+      </w:r>
+      <w:r>
+        <w:t xml:space="preserve"> </w:t>
+      </w:r>
+      <w:r>
+        <w:t xml:space="preserve">sender yet — and two more never left at all, the</w:t>
+      </w:r>
+      <w:r>
+        <w:t xml:space="preserve"> </w:t>
+      </w:r>
+      <w:r>
+        <w:rPr>
+          <w:rStyle w:val="VerbatimChar"/>
+        </w:rPr>
+        <w:t xml:space="preserve">NO_CONTACT</w:t>
+      </w:r>
+      <w:r>
+        <w:t xml:space="preserve"> </w:t>
+      </w:r>
+      <w:r>
+        <w:t xml:space="preserve">pair the amber</w:t>
+      </w:r>
+      <w:r>
+        <w:t xml:space="preserve"> </w:t>
+      </w:r>
+      <w:r>
+        <w:t xml:space="preserve">banner counts. The gaps are as much the demo as the deliveries.</w:t>
       </w:r>
       <w:r>
         <w:t xml:space="preserve"> </w:t>
